--- a/Working Folder/[Sent] 9 Bale Bengong 周俊安 - 梦亭/9 Chew Jun An 周俊安 - Bale Bengong 梦亭 - Errata_v1.docx
+++ b/Working Folder/[Sent] 9 Bale Bengong 周俊安 - 梦亭/9 Chew Jun An 周俊安 - Bale Bengong 梦亭 - Errata_v1.docx
@@ -235,7 +235,6 @@
     </w:p>
     <w:p>
       <w:pPr>
-        <w:ind w:left="720"/>
         <w:jc w:val="both"/>
         <w:rPr>
           <w:rFonts w:ascii="Times New Roman" w:hAnsi="Times New Roman" w:cs="Times New Roman"/>
@@ -291,6 +290,170 @@
           <w:szCs w:val="32"/>
         </w:rPr>
       </w:pPr>
+    </w:p>
+    <w:p>
+      <w:pPr>
+        <w:jc w:val="both"/>
+        <w:rPr>
+          <w:rFonts w:ascii="Times New Roman" w:hAnsi="Times New Roman" w:cs="Times New Roman"/>
+          <w:bCs/>
+          <w:sz w:val="32"/>
+          <w:szCs w:val="32"/>
+        </w:rPr>
+      </w:pPr>
+      <w:r>
+        <w:rPr>
+          <w:rFonts w:ascii="Times New Roman" w:hAnsi="Times New Roman" w:cs="Times New Roman" w:hint="eastAsia"/>
+          <w:bCs/>
+          <w:sz w:val="32"/>
+          <w:szCs w:val="32"/>
+        </w:rPr>
+        <w:t>Changes made by engraver:</w:t>
+      </w:r>
+    </w:p>
+    <w:p>
+      <w:pPr>
+        <w:pStyle w:val="ListParagraph"/>
+        <w:numPr>
+          <w:ilvl w:val="0"/>
+          <w:numId w:val="8"/>
+        </w:numPr>
+        <w:jc w:val="both"/>
+        <w:rPr>
+          <w:rFonts w:ascii="Times New Roman" w:hAnsi="Times New Roman" w:cs="Times New Roman" w:hint="eastAsia"/>
+          <w:bCs/>
+          <w:sz w:val="32"/>
+          <w:szCs w:val="32"/>
+        </w:rPr>
+      </w:pPr>
+      <w:r>
+        <w:rPr>
+          <w:rFonts w:ascii="Times New Roman" w:hAnsi="Times New Roman" w:cs="Times New Roman"/>
+        </w:rPr>
+        <w:t xml:space="preserve">All </w:t>
+      </w:r>
+      <w:r>
+        <w:rPr>
+          <w:rFonts w:ascii="Times New Roman" w:hAnsi="Times New Roman" w:cs="Times New Roman"/>
+          <w:b/>
+          <w:bCs/>
+          <w:i/>
+          <w:iCs/>
+        </w:rPr>
+        <w:t>f p</w:t>
+      </w:r>
+      <w:r>
+        <w:rPr>
+          <w:rFonts w:ascii="Times New Roman" w:hAnsi="Times New Roman" w:cs="Times New Roman"/>
+          <w:i/>
+          <w:iCs/>
+        </w:rPr>
+        <w:t xml:space="preserve"> sub.</w:t>
+      </w:r>
+      <w:r>
+        <w:rPr>
+          <w:rFonts w:ascii="Times New Roman" w:hAnsi="Times New Roman" w:cs="Times New Roman"/>
+        </w:rPr>
+        <w:t xml:space="preserve"> replaced with </w:t>
+      </w:r>
+      <w:proofErr w:type="spellStart"/>
+      <w:r>
+        <w:rPr>
+          <w:rFonts w:ascii="Times New Roman" w:hAnsi="Times New Roman" w:cs="Times New Roman"/>
+          <w:b/>
+          <w:bCs/>
+          <w:i/>
+          <w:iCs/>
+        </w:rPr>
+        <w:t>fp</w:t>
+      </w:r>
+      <w:proofErr w:type="spellEnd"/>
+      <w:r>
+        <w:rPr>
+          <w:rFonts w:ascii="Times New Roman" w:hAnsi="Times New Roman" w:cs="Times New Roman"/>
+        </w:rPr>
+        <w:t xml:space="preserve"> (as it already implies subito). Also saves space.</w:t>
+      </w:r>
+      <w:r>
+        <w:rPr>
+          <w:rFonts w:ascii="Times New Roman" w:hAnsi="Times New Roman" w:cs="Times New Roman" w:hint="eastAsia"/>
+        </w:rPr>
+        <w:t xml:space="preserve"> </w:t>
+      </w:r>
+      <w:r>
+        <w:rPr>
+          <w:rFonts w:ascii="Times New Roman" w:hAnsi="Times New Roman" w:cs="Times New Roman"/>
+        </w:rPr>
+        <w:t>将所有</w:t>
+      </w:r>
+      <w:r>
+        <w:rPr>
+          <w:rFonts w:ascii="Times New Roman" w:hAnsi="Times New Roman" w:cs="Times New Roman" w:hint="eastAsia"/>
+        </w:rPr>
+        <w:t xml:space="preserve"> </w:t>
+      </w:r>
+      <w:r>
+        <w:rPr>
+          <w:rFonts w:ascii="Times New Roman" w:hAnsi="Times New Roman" w:cs="Times New Roman"/>
+          <w:b/>
+          <w:bCs/>
+          <w:i/>
+          <w:iCs/>
+        </w:rPr>
+        <w:t>f</w:t>
+      </w:r>
+      <w:r>
+        <w:rPr>
+          <w:rFonts w:ascii="Times New Roman" w:hAnsi="Times New Roman" w:cs="Times New Roman" w:hint="eastAsia"/>
+          <w:b/>
+          <w:bCs/>
+          <w:i/>
+          <w:iCs/>
+        </w:rPr>
+        <w:t xml:space="preserve"> </w:t>
+      </w:r>
+      <w:r>
+        <w:rPr>
+          <w:rFonts w:ascii="Times New Roman" w:hAnsi="Times New Roman" w:cs="Times New Roman"/>
+          <w:b/>
+          <w:bCs/>
+          <w:i/>
+          <w:iCs/>
+        </w:rPr>
+        <w:t>p</w:t>
+      </w:r>
+      <w:r>
+        <w:rPr>
+          <w:rFonts w:ascii="Times New Roman" w:hAnsi="Times New Roman" w:cs="Times New Roman"/>
+          <w:i/>
+          <w:iCs/>
+        </w:rPr>
+        <w:t xml:space="preserve"> sub</w:t>
+      </w:r>
+      <w:r>
+        <w:rPr>
+          <w:rFonts w:ascii="Times New Roman" w:hAnsi="Times New Roman" w:cs="Times New Roman"/>
+        </w:rPr>
+        <w:t>替换为</w:t>
+      </w:r>
+      <w:r>
+        <w:rPr>
+          <w:rFonts w:ascii="Times New Roman" w:hAnsi="Times New Roman" w:cs="Times New Roman" w:hint="eastAsia"/>
+        </w:rPr>
+        <w:t xml:space="preserve">  </w:t>
+      </w:r>
+      <w:proofErr w:type="spellStart"/>
+      <w:r>
+        <w:rPr>
+          <w:rFonts w:ascii="Times New Roman" w:hAnsi="Times New Roman" w:cs="Times New Roman"/>
+          <w:b/>
+          <w:bCs/>
+          <w:i/>
+          <w:iCs/>
+        </w:rPr>
+        <w:t>fp</w:t>
+      </w:r>
+      <w:proofErr w:type="spellEnd"/>
     </w:p>
     <w:p>
       <w:pPr>
@@ -533,7 +696,7 @@
               <w:rPr>
                 <w:rFonts w:ascii="Times New Roman" w:hAnsi="Times New Roman" w:cs="Times New Roman"/>
               </w:rPr>
-              <w:t>Applies to whole score</w:t>
+              <w:t>1</w:t>
             </w:r>
           </w:p>
         </w:tc>
@@ -552,7 +715,7 @@
               <w:rPr>
                 <w:rFonts w:ascii="Times New Roman" w:hAnsi="Times New Roman" w:cs="Times New Roman"/>
               </w:rPr>
-              <w:t>All</w:t>
+              <w:t>Glockenspiel</w:t>
             </w:r>
           </w:p>
         </w:tc>
@@ -570,17 +733,16 @@
               <w:rPr>
                 <w:rFonts w:ascii="Times New Roman" w:hAnsi="Times New Roman" w:cs="Times New Roman"/>
               </w:rPr>
-              <w:t xml:space="preserve">All </w:t>
-            </w:r>
-            <w:r>
-              <w:rPr>
-                <w:rFonts w:ascii="Times New Roman" w:hAnsi="Times New Roman" w:cs="Times New Roman"/>
-                <w:b/>
-                <w:bCs/>
+              <w:t xml:space="preserve">Ped. redundant? </w:t>
+            </w:r>
+            <w:proofErr w:type="spellStart"/>
+            <w:r>
+              <w:rPr>
+                <w:rFonts w:ascii="Times New Roman" w:hAnsi="Times New Roman" w:cs="Times New Roman"/>
                 <w:i/>
                 <w:iCs/>
               </w:rPr>
-              <w:t>f p</w:t>
+              <w:t>l</w:t>
             </w:r>
             <w:r>
               <w:rPr>
@@ -588,31 +750,85 @@
                 <w:i/>
                 <w:iCs/>
               </w:rPr>
-              <w:t xml:space="preserve"> sub.</w:t>
-            </w:r>
-            <w:r>
-              <w:rPr>
-                <w:rFonts w:ascii="Times New Roman" w:hAnsi="Times New Roman" w:cs="Times New Roman"/>
-              </w:rPr>
-              <w:t xml:space="preserve"> replaced with </w:t>
+              <w:t>.v.</w:t>
+            </w:r>
+            <w:proofErr w:type="spellEnd"/>
+            <w:r>
+              <w:rPr>
+                <w:rFonts w:ascii="Times New Roman" w:hAnsi="Times New Roman" w:cs="Times New Roman"/>
+              </w:rPr>
+              <w:t xml:space="preserve"> at end might be better. </w:t>
+            </w:r>
+          </w:p>
+          <w:p>
+            <w:pPr>
+              <w:rPr>
+                <w:rFonts w:ascii="Times New Roman" w:hAnsi="Times New Roman" w:cs="Times New Roman" w:hint="eastAsia"/>
+                <w:lang w:val="en-GB"/>
+              </w:rPr>
+            </w:pPr>
+            <w:r>
+              <w:rPr>
+                <w:rFonts w:ascii="Times New Roman" w:hAnsi="Times New Roman" w:cs="Times New Roman"/>
+                <w:lang w:val="en-GB"/>
+              </w:rPr>
+              <w:t xml:space="preserve">“Ped.” </w:t>
+            </w:r>
+            <w:r>
+              <w:rPr>
+                <w:rFonts w:ascii="Times New Roman" w:hAnsi="Times New Roman" w:cs="Times New Roman"/>
+              </w:rPr>
+              <w:t>多余</w:t>
+            </w:r>
+            <w:r>
+              <w:rPr>
+                <w:rFonts w:ascii="Times New Roman" w:hAnsi="Times New Roman" w:cs="Times New Roman" w:hint="eastAsia"/>
+              </w:rPr>
+              <w:t>的吗</w:t>
+            </w:r>
+            <w:r>
+              <w:rPr>
+                <w:rFonts w:ascii="Times New Roman" w:hAnsi="Times New Roman" w:cs="Times New Roman" w:hint="eastAsia"/>
+                <w:lang w:val="en-GB"/>
+              </w:rPr>
+              <w:t>？</w:t>
             </w:r>
             <w:proofErr w:type="spellStart"/>
             <w:r>
               <w:rPr>
-                <w:rFonts w:ascii="Times New Roman" w:hAnsi="Times New Roman" w:cs="Times New Roman"/>
-                <w:b/>
-                <w:bCs/>
+                <w:rFonts w:ascii="Times New Roman" w:hAnsi="Times New Roman" w:cs="Times New Roman" w:hint="eastAsia"/>
                 <w:i/>
                 <w:iCs/>
-              </w:rPr>
-              <w:t>fp</w:t>
+                <w:lang w:val="en-GB"/>
+              </w:rPr>
+              <w:t>l.v.</w:t>
             </w:r>
             <w:proofErr w:type="spellEnd"/>
             <w:r>
               <w:rPr>
-                <w:rFonts w:ascii="Times New Roman" w:hAnsi="Times New Roman" w:cs="Times New Roman"/>
-              </w:rPr>
-              <w:t xml:space="preserve"> (as it already implies subito). Also saves space.</w:t>
+                <w:rFonts w:ascii="Times New Roman" w:hAnsi="Times New Roman" w:cs="Times New Roman" w:hint="eastAsia"/>
+                <w:lang w:val="en-GB"/>
+              </w:rPr>
+              <w:t xml:space="preserve"> </w:t>
+            </w:r>
+            <w:r>
+              <w:rPr>
+                <w:rFonts w:ascii="Times New Roman" w:hAnsi="Times New Roman" w:cs="Times New Roman" w:hint="eastAsia"/>
+                <w:lang w:val="en-GB"/>
+              </w:rPr>
+              <w:t>肯定</w:t>
+            </w:r>
+            <w:r>
+              <w:rPr>
+                <w:rFonts w:ascii="Times New Roman" w:hAnsi="Times New Roman" w:cs="Times New Roman"/>
+              </w:rPr>
+              <w:t>可能更实用</w:t>
+            </w:r>
+            <w:r>
+              <w:rPr>
+                <w:rFonts w:ascii="Times New Roman" w:hAnsi="Times New Roman" w:cs="Times New Roman" w:hint="eastAsia"/>
+              </w:rPr>
+              <w:t>。</w:t>
             </w:r>
           </w:p>
         </w:tc>
@@ -651,7 +867,7 @@
               <w:rPr>
                 <w:rFonts w:ascii="Times New Roman" w:hAnsi="Times New Roman" w:cs="Times New Roman"/>
               </w:rPr>
-              <w:t>1</w:t>
+              <w:t>11</w:t>
             </w:r>
           </w:p>
         </w:tc>
@@ -670,7 +886,7 @@
               <w:rPr>
                 <w:rFonts w:ascii="Times New Roman" w:hAnsi="Times New Roman" w:cs="Times New Roman"/>
               </w:rPr>
-              <w:t>Glockenspiel</w:t>
+              <w:t>Cello</w:t>
             </w:r>
           </w:p>
         </w:tc>
@@ -688,31 +904,185 @@
               <w:rPr>
                 <w:rFonts w:ascii="Times New Roman" w:hAnsi="Times New Roman" w:cs="Times New Roman"/>
               </w:rPr>
-              <w:t xml:space="preserve">Ped. redundant? </w:t>
-            </w:r>
-            <w:proofErr w:type="spellStart"/>
+              <w:t>O</w:t>
+            </w:r>
+            <w:r>
+              <w:rPr>
+                <w:rFonts w:ascii="Times New Roman" w:hAnsi="Times New Roman" w:cs="Times New Roman"/>
+              </w:rPr>
+              <w:t>uter desks</w:t>
+            </w:r>
+            <w:r>
+              <w:rPr>
+                <w:rFonts w:ascii="Times New Roman" w:hAnsi="Times New Roman" w:cs="Times New Roman"/>
+              </w:rPr>
+              <w:t>?</w:t>
+            </w:r>
             <w:r>
               <w:rPr>
                 <w:rFonts w:ascii="Times New Roman" w:hAnsi="Times New Roman" w:cs="Times New Roman"/>
                 <w:i/>
                 <w:iCs/>
               </w:rPr>
-              <w:t>l</w:t>
-            </w:r>
+              <w:t xml:space="preserve"> Gli </w:t>
+            </w:r>
+            <w:proofErr w:type="spellStart"/>
             <w:r>
               <w:rPr>
                 <w:rFonts w:ascii="Times New Roman" w:hAnsi="Times New Roman" w:cs="Times New Roman"/>
                 <w:i/>
                 <w:iCs/>
               </w:rPr>
-              <w:t>.v.</w:t>
+              <w:t>altri</w:t>
             </w:r>
             <w:proofErr w:type="spellEnd"/>
             <w:r>
               <w:rPr>
                 <w:rFonts w:ascii="Times New Roman" w:hAnsi="Times New Roman" w:cs="Times New Roman"/>
-              </w:rPr>
-              <w:t xml:space="preserve"> at end might be better. </w:t>
+                <w:i/>
+                <w:iCs/>
+              </w:rPr>
+              <w:t>?</w:t>
+            </w:r>
+            <w:r>
+              <w:rPr>
+                <w:rFonts w:ascii="Times New Roman" w:hAnsi="Times New Roman" w:cs="Times New Roman"/>
+              </w:rPr>
+              <w:t xml:space="preserve"> No soli </w:t>
+            </w:r>
+            <w:r>
+              <w:rPr>
+                <w:rFonts w:ascii="Times New Roman" w:hAnsi="Times New Roman" w:cs="Times New Roman"/>
+              </w:rPr>
+              <w:t>precede</w:t>
+            </w:r>
+            <w:r>
+              <w:rPr>
+                <w:rFonts w:ascii="Times New Roman" w:hAnsi="Times New Roman" w:cs="Times New Roman"/>
+              </w:rPr>
+              <w:t xml:space="preserve"> this.</w:t>
+            </w:r>
+          </w:p>
+          <w:p>
+            <w:pPr>
+              <w:rPr>
+                <w:rFonts w:ascii="Times New Roman" w:hAnsi="Times New Roman" w:cs="Times New Roman"/>
+              </w:rPr>
+            </w:pPr>
+          </w:p>
+          <w:p>
+            <w:pPr>
+              <w:rPr>
+                <w:rFonts w:ascii="Times New Roman" w:hAnsi="Times New Roman" w:cs="Times New Roman" w:hint="eastAsia"/>
+              </w:rPr>
+            </w:pPr>
+            <w:r>
+              <w:rPr>
+                <w:rFonts w:ascii="Times New Roman" w:hAnsi="Times New Roman" w:cs="Times New Roman"/>
+              </w:rPr>
+              <w:t>“</w:t>
+            </w:r>
+            <w:r>
+              <w:rPr>
+                <w:rFonts w:ascii="Times New Roman" w:hAnsi="Times New Roman" w:cs="Times New Roman" w:hint="eastAsia"/>
+              </w:rPr>
+              <w:t>Outer desks</w:t>
+            </w:r>
+            <w:r>
+              <w:rPr>
+                <w:rFonts w:ascii="Times New Roman" w:hAnsi="Times New Roman" w:cs="Times New Roman"/>
+              </w:rPr>
+              <w:t>”</w:t>
+            </w:r>
+            <w:r>
+              <w:rPr>
+                <w:rFonts w:ascii="Times New Roman" w:hAnsi="Times New Roman" w:cs="Times New Roman" w:hint="eastAsia"/>
+              </w:rPr>
+              <w:t xml:space="preserve"> </w:t>
+            </w:r>
+            <w:r>
+              <w:rPr>
+                <w:rFonts w:ascii="Times New Roman" w:hAnsi="Times New Roman" w:cs="Times New Roman" w:hint="eastAsia"/>
+              </w:rPr>
+              <w:t>隐含</w:t>
+            </w:r>
+            <w:r>
+              <w:rPr>
+                <w:rFonts w:ascii="Times New Roman" w:hAnsi="Times New Roman" w:cs="Times New Roman" w:hint="eastAsia"/>
+              </w:rPr>
+              <w:t xml:space="preserve"> </w:t>
+            </w:r>
+            <w:r>
+              <w:rPr>
+                <w:rFonts w:ascii="Times New Roman" w:hAnsi="Times New Roman" w:cs="Times New Roman" w:hint="eastAsia"/>
+                <w:i/>
+                <w:iCs/>
+              </w:rPr>
+              <w:t xml:space="preserve">Gli </w:t>
+            </w:r>
+            <w:proofErr w:type="spellStart"/>
+            <w:r>
+              <w:rPr>
+                <w:rFonts w:ascii="Times New Roman" w:hAnsi="Times New Roman" w:cs="Times New Roman" w:hint="eastAsia"/>
+                <w:i/>
+                <w:iCs/>
+              </w:rPr>
+              <w:t>altri</w:t>
+            </w:r>
+            <w:proofErr w:type="spellEnd"/>
+            <w:r>
+              <w:rPr>
+                <w:rFonts w:ascii="Times New Roman" w:hAnsi="Times New Roman" w:cs="Times New Roman" w:hint="eastAsia"/>
+              </w:rPr>
+              <w:t xml:space="preserve"> </w:t>
+            </w:r>
+            <w:r>
+              <w:rPr>
+                <w:rFonts w:ascii="Times New Roman" w:hAnsi="Times New Roman" w:cs="Times New Roman" w:hint="eastAsia"/>
+              </w:rPr>
+              <w:t>，</w:t>
+            </w:r>
+            <w:r>
+              <w:rPr>
+                <w:rFonts w:ascii="Times New Roman" w:hAnsi="Times New Roman" w:cs="Times New Roman" w:hint="eastAsia"/>
+              </w:rPr>
+              <w:t>但</w:t>
+            </w:r>
+            <w:r>
+              <w:rPr>
+                <w:rFonts w:ascii="Times New Roman" w:hAnsi="Times New Roman" w:cs="Times New Roman" w:hint="eastAsia"/>
+              </w:rPr>
+              <w:t xml:space="preserve"> </w:t>
+            </w:r>
+            <w:r>
+              <w:rPr>
+                <w:rFonts w:ascii="Times New Roman" w:hAnsi="Times New Roman" w:cs="Times New Roman"/>
+              </w:rPr>
+              <w:t>“</w:t>
+            </w:r>
+            <w:r>
+              <w:rPr>
+                <w:rFonts w:ascii="Times New Roman" w:hAnsi="Times New Roman" w:cs="Times New Roman" w:hint="eastAsia"/>
+              </w:rPr>
+              <w:t>soli</w:t>
+            </w:r>
+            <w:r>
+              <w:rPr>
+                <w:rFonts w:ascii="Times New Roman" w:hAnsi="Times New Roman" w:cs="Times New Roman"/>
+              </w:rPr>
+              <w:t>”</w:t>
+            </w:r>
+            <w:r>
+              <w:rPr>
+                <w:rFonts w:ascii="Times New Roman" w:hAnsi="Times New Roman" w:cs="Times New Roman" w:hint="eastAsia"/>
+              </w:rPr>
+              <w:t xml:space="preserve"> </w:t>
+            </w:r>
+            <w:r>
+              <w:rPr>
+                <w:rFonts w:ascii="Times New Roman" w:hAnsi="Times New Roman" w:cs="Times New Roman" w:hint="eastAsia"/>
+              </w:rPr>
+              <w:t>没有出现。</w:t>
             </w:r>
           </w:p>
         </w:tc>
@@ -751,7 +1121,7 @@
               <w:rPr>
                 <w:rFonts w:ascii="Times New Roman" w:hAnsi="Times New Roman" w:cs="Times New Roman"/>
               </w:rPr>
-              <w:t>11</w:t>
+              <w:t>14</w:t>
             </w:r>
           </w:p>
         </w:tc>
@@ -782,71 +1152,15 @@
             <w:pPr>
               <w:rPr>
                 <w:rFonts w:ascii="Times New Roman" w:hAnsi="Times New Roman" w:cs="Times New Roman"/>
-              </w:rPr>
-            </w:pPr>
-            <w:r>
-              <w:rPr>
-                <w:rFonts w:ascii="Times New Roman" w:hAnsi="Times New Roman" w:cs="Times New Roman"/>
-              </w:rPr>
-              <w:t>O</w:t>
-            </w:r>
-            <w:r>
-              <w:rPr>
-                <w:rFonts w:ascii="Times New Roman" w:hAnsi="Times New Roman" w:cs="Times New Roman"/>
-              </w:rPr>
-              <w:t>uter desks</w:t>
-            </w:r>
-            <w:r>
-              <w:rPr>
-                <w:rFonts w:ascii="Times New Roman" w:hAnsi="Times New Roman" w:cs="Times New Roman"/>
-              </w:rPr>
-              <w:t>?</w:t>
-            </w:r>
-            <w:r>
-              <w:rPr>
-                <w:rFonts w:ascii="Times New Roman" w:hAnsi="Times New Roman" w:cs="Times New Roman"/>
-                <w:i/>
-                <w:iCs/>
-              </w:rPr>
-              <w:t xml:space="preserve"> Gli </w:t>
-            </w:r>
-            <w:proofErr w:type="spellStart"/>
-            <w:r>
-              <w:rPr>
-                <w:rFonts w:ascii="Times New Roman" w:hAnsi="Times New Roman" w:cs="Times New Roman"/>
-                <w:i/>
-                <w:iCs/>
-              </w:rPr>
-              <w:t>altri</w:t>
-            </w:r>
-            <w:proofErr w:type="spellEnd"/>
-            <w:r>
-              <w:rPr>
-                <w:rFonts w:ascii="Times New Roman" w:hAnsi="Times New Roman" w:cs="Times New Roman"/>
-                <w:i/>
-                <w:iCs/>
-              </w:rPr>
-              <w:t>?</w:t>
-            </w:r>
-            <w:r>
-              <w:rPr>
-                <w:rFonts w:ascii="Times New Roman" w:hAnsi="Times New Roman" w:cs="Times New Roman"/>
-              </w:rPr>
-              <w:t xml:space="preserve"> No soli </w:t>
-            </w:r>
-            <w:proofErr w:type="gramStart"/>
-            <w:r>
-              <w:rPr>
-                <w:rFonts w:ascii="Times New Roman" w:hAnsi="Times New Roman" w:cs="Times New Roman"/>
-              </w:rPr>
-              <w:t>proceeds</w:t>
-            </w:r>
-            <w:proofErr w:type="gramEnd"/>
-            <w:r>
-              <w:rPr>
-                <w:rFonts w:ascii="Times New Roman" w:hAnsi="Times New Roman" w:cs="Times New Roman"/>
-              </w:rPr>
-              <w:t xml:space="preserve"> this.</w:t>
+                <w:lang w:val="en-GB"/>
+              </w:rPr>
+            </w:pPr>
+            <w:r>
+              <w:rPr>
+                <w:rFonts w:ascii="Times New Roman" w:hAnsi="Times New Roman" w:cs="Times New Roman"/>
+                <w:lang w:val="en-GB"/>
+              </w:rPr>
+              <w:t xml:space="preserve">Tutti? </w:t>
             </w:r>
           </w:p>
         </w:tc>
@@ -885,7 +1199,7 @@
               <w:rPr>
                 <w:rFonts w:ascii="Times New Roman" w:hAnsi="Times New Roman" w:cs="Times New Roman"/>
               </w:rPr>
-              <w:t>14</w:t>
+              <w:t>27</w:t>
             </w:r>
           </w:p>
         </w:tc>
@@ -904,7 +1218,7 @@
               <w:rPr>
                 <w:rFonts w:ascii="Times New Roman" w:hAnsi="Times New Roman" w:cs="Times New Roman"/>
               </w:rPr>
-              <w:t>Cello</w:t>
+              <w:t>Gaohu</w:t>
             </w:r>
           </w:p>
         </w:tc>
@@ -915,16 +1229,85 @@
           <w:p>
             <w:pPr>
               <w:rPr>
-                <w:rFonts w:ascii="Times New Roman" w:hAnsi="Times New Roman" w:cs="Times New Roman"/>
+                <w:rFonts w:ascii="Times New Roman" w:hAnsi="Times New Roman" w:cs="Times New Roman" w:hint="eastAsia"/>
+              </w:rPr>
+            </w:pPr>
+            <w:r>
+              <w:rPr>
+                <w:rFonts w:ascii="Times New Roman" w:hAnsi="Times New Roman" w:cs="Times New Roman"/>
+              </w:rPr>
+              <w:t xml:space="preserve">4 soli only </w:t>
+            </w:r>
+            <w:r>
+              <w:rPr>
+                <w:rFonts w:ascii="Times New Roman" w:hAnsi="Times New Roman" w:cs="Times New Roman"/>
+              </w:rPr>
+              <w:t>play</w:t>
+            </w:r>
+            <w:r>
+              <w:rPr>
+                <w:rFonts w:ascii="Times New Roman" w:hAnsi="Times New Roman" w:cs="Times New Roman" w:hint="eastAsia"/>
+              </w:rPr>
+              <w:t xml:space="preserve">, is this intentional? </w:t>
+            </w:r>
+          </w:p>
+          <w:p>
+            <w:pPr>
+              <w:rPr>
+                <w:rFonts w:ascii="Times New Roman" w:hAnsi="Times New Roman" w:cs="Times New Roman"/>
+              </w:rPr>
+            </w:pPr>
+          </w:p>
+          <w:p>
+            <w:pPr>
+              <w:rPr>
+                <w:rFonts w:ascii="Times New Roman" w:hAnsi="Times New Roman" w:cs="Times New Roman" w:hint="eastAsia"/>
                 <w:lang w:val="en-GB"/>
               </w:rPr>
             </w:pPr>
             <w:r>
               <w:rPr>
-                <w:rFonts w:ascii="Times New Roman" w:hAnsi="Times New Roman" w:cs="Times New Roman"/>
+                <w:rFonts w:ascii="Times New Roman" w:hAnsi="Times New Roman" w:cs="Times New Roman" w:hint="eastAsia"/>
+              </w:rPr>
+              <w:t>“</w:t>
+            </w:r>
+            <w:r>
+              <w:rPr>
+                <w:rFonts w:ascii="Times New Roman" w:hAnsi="Times New Roman" w:cs="Times New Roman" w:hint="eastAsia"/>
+              </w:rPr>
+              <w:t>4 soli</w:t>
+            </w:r>
+            <w:r>
+              <w:rPr>
+                <w:rFonts w:ascii="Times New Roman" w:hAnsi="Times New Roman" w:cs="Times New Roman" w:hint="eastAsia"/>
+              </w:rPr>
+              <w:t>”</w:t>
+            </w:r>
+            <w:r>
+              <w:rPr>
+                <w:rFonts w:ascii="Times New Roman" w:hAnsi="Times New Roman" w:cs="Times New Roman" w:hint="eastAsia"/>
+              </w:rPr>
+              <w:t xml:space="preserve"> </w:t>
+            </w:r>
+            <w:r>
+              <w:rPr>
+                <w:rFonts w:ascii="Times New Roman" w:hAnsi="Times New Roman" w:cs="Times New Roman" w:hint="eastAsia"/>
                 <w:lang w:val="en-GB"/>
               </w:rPr>
-              <w:t xml:space="preserve">Tutti? </w:t>
+              <w:t>演奏</w:t>
+            </w:r>
+            <w:r>
+              <w:rPr>
+                <w:rFonts w:ascii="Times New Roman" w:hAnsi="Times New Roman" w:cs="Times New Roman" w:hint="eastAsia"/>
+                <w:lang w:val="en-GB"/>
+              </w:rPr>
+              <w:t>，</w:t>
+            </w:r>
+            <w:r>
+              <w:rPr>
+                <w:rFonts w:ascii="Times New Roman" w:hAnsi="Times New Roman" w:cs="Times New Roman"/>
+              </w:rPr>
+              <w:t>这是故意的吗？</w:t>
             </w:r>
           </w:p>
         </w:tc>
@@ -963,7 +1346,7 @@
               <w:rPr>
                 <w:rFonts w:ascii="Times New Roman" w:hAnsi="Times New Roman" w:cs="Times New Roman"/>
               </w:rPr>
-              <w:t>27</w:t>
+              <w:t>29</w:t>
             </w:r>
           </w:p>
         </w:tc>
@@ -982,7 +1365,7 @@
               <w:rPr>
                 <w:rFonts w:ascii="Times New Roman" w:hAnsi="Times New Roman" w:cs="Times New Roman"/>
               </w:rPr>
-              <w:t>Gaohu</w:t>
+              <w:t>Erhu</w:t>
             </w:r>
           </w:p>
         </w:tc>
@@ -999,56 +1382,9 @@
             <w:r>
               <w:rPr>
                 <w:rFonts w:ascii="Times New Roman" w:hAnsi="Times New Roman" w:cs="Times New Roman"/>
-              </w:rPr>
-              <w:t xml:space="preserve">4 soli only </w:t>
-            </w:r>
-            <w:proofErr w:type="gramStart"/>
-            <w:r>
-              <w:rPr>
-                <w:rFonts w:ascii="Times New Roman" w:hAnsi="Times New Roman" w:cs="Times New Roman"/>
-              </w:rPr>
-              <w:t>plays</w:t>
-            </w:r>
-            <w:proofErr w:type="gramEnd"/>
-            <w:r>
-              <w:rPr>
-                <w:rFonts w:ascii="Times New Roman" w:hAnsi="Times New Roman" w:cs="Times New Roman"/>
-              </w:rPr>
-              <w:t xml:space="preserve">, should </w:t>
-            </w:r>
-            <w:proofErr w:type="spellStart"/>
-            <w:r>
-              <w:rPr>
-                <w:rFonts w:ascii="Times New Roman" w:hAnsi="Times New Roman" w:cs="Times New Roman"/>
-                <w:i/>
-                <w:iCs/>
-              </w:rPr>
-              <w:t>gli</w:t>
-            </w:r>
-            <w:proofErr w:type="spellEnd"/>
-            <w:r>
-              <w:rPr>
-                <w:rFonts w:ascii="Times New Roman" w:hAnsi="Times New Roman" w:cs="Times New Roman"/>
-                <w:i/>
-                <w:iCs/>
-              </w:rPr>
-              <w:t xml:space="preserve"> </w:t>
-            </w:r>
-            <w:proofErr w:type="spellStart"/>
-            <w:r>
-              <w:rPr>
-                <w:rFonts w:ascii="Times New Roman" w:hAnsi="Times New Roman" w:cs="Times New Roman"/>
-                <w:i/>
-                <w:iCs/>
-              </w:rPr>
-              <w:t>altri</w:t>
-            </w:r>
-            <w:proofErr w:type="spellEnd"/>
-            <w:r>
-              <w:rPr>
-                <w:rFonts w:ascii="Times New Roman" w:hAnsi="Times New Roman" w:cs="Times New Roman"/>
-              </w:rPr>
-              <w:t xml:space="preserve"> be included? </w:t>
+                <w:lang w:val="en-GB"/>
+              </w:rPr>
+              <w:t xml:space="preserve">Tutti? </w:t>
             </w:r>
           </w:p>
         </w:tc>
@@ -1087,7 +1423,7 @@
               <w:rPr>
                 <w:rFonts w:ascii="Times New Roman" w:hAnsi="Times New Roman" w:cs="Times New Roman"/>
               </w:rPr>
-              <w:t>29</w:t>
+              <w:t>63</w:t>
             </w:r>
           </w:p>
         </w:tc>
@@ -1106,7 +1442,7 @@
               <w:rPr>
                 <w:rFonts w:ascii="Times New Roman" w:hAnsi="Times New Roman" w:cs="Times New Roman"/>
               </w:rPr>
-              <w:t>Erhu</w:t>
+              <w:t>Yunluo</w:t>
             </w:r>
           </w:p>
         </w:tc>
@@ -1120,76 +1456,6 @@
                 <w:rFonts w:ascii="Times New Roman" w:hAnsi="Times New Roman" w:cs="Times New Roman"/>
               </w:rPr>
             </w:pPr>
-          </w:p>
-        </w:tc>
-        <w:tc>
-          <w:tcPr>
-            <w:tcW w:w="2711" w:type="dxa"/>
-            <w:vAlign w:val="center"/>
-          </w:tcPr>
-          <w:p>
-            <w:pPr>
-              <w:jc w:val="center"/>
-              <w:rPr>
-                <w:rFonts w:ascii="Times New Roman" w:hAnsi="Times New Roman" w:cs="Times New Roman"/>
-                <w:color w:val="FF0000"/>
-              </w:rPr>
-            </w:pPr>
-          </w:p>
-        </w:tc>
-      </w:tr>
-      <w:tr>
-        <w:trPr>
-          <w:trHeight w:val="552"/>
-        </w:trPr>
-        <w:tc>
-          <w:tcPr>
-            <w:tcW w:w="1129" w:type="dxa"/>
-          </w:tcPr>
-          <w:p>
-            <w:pPr>
-              <w:jc w:val="center"/>
-              <w:rPr>
-                <w:rFonts w:ascii="Times New Roman" w:hAnsi="Times New Roman" w:cs="Times New Roman"/>
-              </w:rPr>
-            </w:pPr>
-            <w:r>
-              <w:rPr>
-                <w:rFonts w:ascii="Times New Roman" w:hAnsi="Times New Roman" w:cs="Times New Roman"/>
-              </w:rPr>
-              <w:t>63</w:t>
-            </w:r>
-          </w:p>
-        </w:tc>
-        <w:tc>
-          <w:tcPr>
-            <w:tcW w:w="1985" w:type="dxa"/>
-          </w:tcPr>
-          <w:p>
-            <w:pPr>
-              <w:jc w:val="center"/>
-              <w:rPr>
-                <w:rFonts w:ascii="Times New Roman" w:hAnsi="Times New Roman" w:cs="Times New Roman"/>
-              </w:rPr>
-            </w:pPr>
-            <w:r>
-              <w:rPr>
-                <w:rFonts w:ascii="Times New Roman" w:hAnsi="Times New Roman" w:cs="Times New Roman"/>
-              </w:rPr>
-              <w:t>Yunluo</w:t>
-            </w:r>
-          </w:p>
-        </w:tc>
-        <w:tc>
-          <w:tcPr>
-            <w:tcW w:w="3260" w:type="dxa"/>
-          </w:tcPr>
-          <w:p>
-            <w:pPr>
-              <w:rPr>
-                <w:rFonts w:ascii="Times New Roman" w:hAnsi="Times New Roman" w:cs="Times New Roman"/>
-              </w:rPr>
-            </w:pPr>
             <w:r>
               <w:rPr>
                 <w:rFonts w:ascii="Times New Roman" w:hAnsi="Times New Roman" w:cs="Times New Roman"/>
@@ -1213,6 +1479,62 @@
                 <w:rFonts w:ascii="Times New Roman" w:hAnsi="Times New Roman" w:cs="Times New Roman"/>
               </w:rPr>
               <w:t>and C#?</w:t>
+            </w:r>
+          </w:p>
+          <w:p>
+            <w:pPr>
+              <w:rPr>
+                <w:rFonts w:ascii="Times New Roman" w:hAnsi="Times New Roman" w:cs="Times New Roman"/>
+              </w:rPr>
+            </w:pPr>
+          </w:p>
+          <w:p>
+            <w:pPr>
+              <w:rPr>
+                <w:rFonts w:ascii="Times New Roman" w:hAnsi="Times New Roman" w:cs="Times New Roman" w:hint="eastAsia"/>
+              </w:rPr>
+            </w:pPr>
+            <w:r>
+              <w:rPr>
+                <w:rFonts w:ascii="Times New Roman" w:hAnsi="Times New Roman" w:cs="Times New Roman" w:hint="eastAsia"/>
+              </w:rPr>
+              <w:t>应该是</w:t>
+            </w:r>
+            <w:r>
+              <w:rPr>
+                <w:rFonts w:ascii="Times New Roman" w:hAnsi="Times New Roman" w:cs="Times New Roman"/>
+              </w:rPr>
+              <w:t>A</w:t>
+            </w:r>
+            <w:r>
+              <w:rPr>
+                <w:rFonts w:ascii="Segoe UI Symbol" w:hAnsi="Segoe UI Symbol" w:cs="Segoe UI Symbol"/>
+              </w:rPr>
+              <w:t>♮</w:t>
+            </w:r>
+            <w:r>
+              <w:rPr>
+                <w:rFonts w:ascii="Segoe UI Symbol" w:hAnsi="Segoe UI Symbol" w:cs="Segoe UI Symbol"/>
+              </w:rPr>
+              <w:t xml:space="preserve"> </w:t>
+            </w:r>
+            <w:r>
+              <w:rPr>
+                <w:rFonts w:ascii="Times New Roman" w:hAnsi="Times New Roman" w:cs="Times New Roman" w:hint="eastAsia"/>
+              </w:rPr>
+              <w:t>和</w:t>
+            </w:r>
+            <w:r>
+              <w:rPr>
+                <w:rFonts w:ascii="Times New Roman" w:hAnsi="Times New Roman" w:cs="Times New Roman"/>
+              </w:rPr>
+              <w:t xml:space="preserve"> C#</w:t>
+            </w:r>
+            <w:r>
+              <w:rPr>
+                <w:rFonts w:ascii="Times New Roman" w:hAnsi="Times New Roman" w:cs="Times New Roman" w:hint="eastAsia"/>
+              </w:rPr>
+              <w:t>?</w:t>
             </w:r>
           </w:p>
         </w:tc>
@@ -2551,6 +2873,97 @@
     </w:lvl>
   </w:abstractNum>
   <w:abstractNum w:abstractNumId="6" w15:restartNumberingAfterBreak="0">
+    <w:nsid w:val="564D1774"/>
+    <w:multiLevelType w:val="hybridMultilevel"/>
+    <w:tmpl w:val="E13C56CC"/>
+    <w:lvl w:ilvl="0" w:tplc="4F82C89E">
+      <w:start w:val="1"/>
+      <w:numFmt w:val="decimal"/>
+      <w:lvlText w:val="%1."/>
+      <w:lvlJc w:val="left"/>
+      <w:pPr>
+        <w:ind w:left="720" w:hanging="360"/>
+      </w:pPr>
+      <w:rPr>
+        <w:rFonts w:hint="default"/>
+        <w:sz w:val="24"/>
+        <w:szCs w:val="24"/>
+      </w:rPr>
+    </w:lvl>
+    <w:lvl w:ilvl="1" w:tplc="08090019" w:tentative="1">
+      <w:start w:val="1"/>
+      <w:numFmt w:val="lowerLetter"/>
+      <w:lvlText w:val="%2."/>
+      <w:lvlJc w:val="left"/>
+      <w:pPr>
+        <w:ind w:left="1440" w:hanging="360"/>
+      </w:pPr>
+    </w:lvl>
+    <w:lvl w:ilvl="2" w:tplc="0809001B" w:tentative="1">
+      <w:start w:val="1"/>
+      <w:numFmt w:val="lowerRoman"/>
+      <w:lvlText w:val="%3."/>
+      <w:lvlJc w:val="right"/>
+      <w:pPr>
+        <w:ind w:left="2160" w:hanging="180"/>
+      </w:pPr>
+    </w:lvl>
+    <w:lvl w:ilvl="3" w:tplc="0809000F" w:tentative="1">
+      <w:start w:val="1"/>
+      <w:numFmt w:val="decimal"/>
+      <w:lvlText w:val="%4."/>
+      <w:lvlJc w:val="left"/>
+      <w:pPr>
+        <w:ind w:left="2880" w:hanging="360"/>
+      </w:pPr>
+    </w:lvl>
+    <w:lvl w:ilvl="4" w:tplc="08090019" w:tentative="1">
+      <w:start w:val="1"/>
+      <w:numFmt w:val="lowerLetter"/>
+      <w:lvlText w:val="%5."/>
+      <w:lvlJc w:val="left"/>
+      <w:pPr>
+        <w:ind w:left="3600" w:hanging="360"/>
+      </w:pPr>
+    </w:lvl>
+    <w:lvl w:ilvl="5" w:tplc="0809001B" w:tentative="1">
+      <w:start w:val="1"/>
+      <w:numFmt w:val="lowerRoman"/>
+      <w:lvlText w:val="%6."/>
+      <w:lvlJc w:val="right"/>
+      <w:pPr>
+        <w:ind w:left="4320" w:hanging="180"/>
+      </w:pPr>
+    </w:lvl>
+    <w:lvl w:ilvl="6" w:tplc="0809000F" w:tentative="1">
+      <w:start w:val="1"/>
+      <w:numFmt w:val="decimal"/>
+      <w:lvlText w:val="%7."/>
+      <w:lvlJc w:val="left"/>
+      <w:pPr>
+        <w:ind w:left="5040" w:hanging="360"/>
+      </w:pPr>
+    </w:lvl>
+    <w:lvl w:ilvl="7" w:tplc="08090019" w:tentative="1">
+      <w:start w:val="1"/>
+      <w:numFmt w:val="lowerLetter"/>
+      <w:lvlText w:val="%8."/>
+      <w:lvlJc w:val="left"/>
+      <w:pPr>
+        <w:ind w:left="5760" w:hanging="360"/>
+      </w:pPr>
+    </w:lvl>
+    <w:lvl w:ilvl="8" w:tplc="0809001B" w:tentative="1">
+      <w:start w:val="1"/>
+      <w:numFmt w:val="lowerRoman"/>
+      <w:lvlText w:val="%9."/>
+      <w:lvlJc w:val="right"/>
+      <w:pPr>
+        <w:ind w:left="6480" w:hanging="180"/>
+      </w:pPr>
+    </w:lvl>
+  </w:abstractNum>
+  <w:abstractNum w:abstractNumId="7" w15:restartNumberingAfterBreak="0">
     <w:nsid w:val="67777F70"/>
     <w:multiLevelType w:val="hybridMultilevel"/>
     <w:tmpl w:val="783409B0"/>
@@ -2655,10 +3068,13 @@
     <w:abstractNumId w:val="1"/>
   </w:num>
   <w:num w:numId="6" w16cid:durableId="2099012512">
-    <w:abstractNumId w:val="6"/>
+    <w:abstractNumId w:val="7"/>
   </w:num>
   <w:num w:numId="7" w16cid:durableId="1710446860">
     <w:abstractNumId w:val="4"/>
+  </w:num>
+  <w:num w:numId="8" w16cid:durableId="1327127399">
+    <w:abstractNumId w:val="6"/>
   </w:num>
 </w:numbering>
 </file>
@@ -3175,7 +3591,6 @@
   <w:style w:type="character" w:default="1" w:styleId="DefaultParagraphFont">
     <w:name w:val="Default Paragraph Font"/>
     <w:uiPriority w:val="1"/>
-    <w:semiHidden/>
     <w:unhideWhenUsed/>
   </w:style>
   <w:style w:type="table" w:default="1" w:styleId="TableNormal">
